--- a/fra/docx/30.content.docx
+++ b/fra/docx/30.content.docx
@@ -305,19 +305,7 @@
         <w:rPr>
           <w:lang w:val="fr_FR" w:bidi="fr_FR"/>
         </w:rPr>
-        <w:t xml:space="preserve">, qui signifie « berger » ; voir </w:t>
-      </w:r>
-      <w:r>
-        <w:rPr>
-          <w:lang w:val="fr_FR" w:bidi="fr_FR"/>
-        </w:rPr>
-        <w:t>Introduction au Livre d'Amos</w:t>
-      </w:r>
-      <w:r>
-        <w:rPr>
-          <w:lang w:val="fr_FR" w:bidi="fr_FR"/>
-        </w:rPr>
-        <w:t xml:space="preserve">, « Le Prophète Amos »). Amos n'était pas un prophète professionnel servant à la cour ou au Temple. • Amos a reçu ce message par des visions, c'est-à-dire par révélation divine (voir </w:t>
+        <w:t xml:space="preserve">, qui signifie « berger » ; voir Introduction au Livre d'Amos, « Le Prophète Amos »). Amos n'était pas un prophète professionnel servant à la cour ou au Temple. • Amos a reçu ce message par des visions, c'est-à-dire par révélation divine (voir </w:t>
       </w:r>
       <w:r>
         <w:rPr>
@@ -8985,19 +8973,7 @@
         <w:rPr>
           <w:lang w:val="fr_FR" w:bidi="fr_FR"/>
         </w:rPr>
-        <w:t xml:space="preserve"> et ne se trouve nulle part ailleurs dans l'Ancien Testament. Il est lié à un mot pour désigner le bétail, donc Amos était peut-être éleveur de bétail (voir </w:t>
-      </w:r>
-      <w:r>
-        <w:rPr>
-          <w:lang w:val="fr_FR" w:bidi="fr_FR"/>
-        </w:rPr>
-        <w:t>Introduction au Livre d'Amos</w:t>
-      </w:r>
-      <w:r>
-        <w:rPr>
-          <w:lang w:val="fr_FR" w:bidi="fr_FR"/>
-        </w:rPr>
-        <w:t>, « Le Prophète Amos »). • Le fruit du sycomore était récolté pour nourrir le bétail.</w:t>
+        <w:t xml:space="preserve"> et ne se trouve nulle part ailleurs dans l'Ancien Testament. Il est lié à un mot pour désigner le bétail, donc Amos était peut-être éleveur de bétail (voir Introduction au Livre d'Amos, « Le Prophète Amos »). • Le fruit du sycomore était récolté pour nourrir le bétail.</w:t>
       </w:r>
       <w:r>
         <w:rPr>
